--- a/testakten/robotikrecht-roboterflotte-vellbruck-muenchen/32_mdr_nahe_pflegepilot.docx
+++ b/testakten/robotikrecht-roboterflotte-vellbruck-muenchen/32_mdr_nahe_pflegepilot.docx
@@ -37,7 +37,7 @@
         <w:jc w:val="left"/>
       </w:pPr>
       <w:r>
-        <w:t>Dieses Aktenstück betrifft Medizinprodukt oder Assistenz?. Es ist nicht abschließend freigegeben. Die technische Seite spricht in Versionen, Tickets und Parametern; die rechtliche Seite muss daraus Rollen, Zweckbestimmung, Pflichtenkreis und Beweisrisiko bilden.</w:t>
+        <w:t>Dieser Vermerk prüft, ob der Pflegepilot AtlasCare die Grenze zum Medizinprodukt überschreitet. Die Antwort entscheidet über Konformitätsweg, Pilotfortsetzung und Marktkommunikation.</w:t>
       </w:r>
     </w:p>
     <w:p>
@@ -56,13 +56,7 @@
         <w:pStyle w:val="ListBullet"/>
       </w:pPr>
       <w:r>
-        <w:rPr>
-          <w:b/>
-        </w:rPr>
-        <w:t>Medizinprodukt oder Assistenz?:</w:t>
-      </w:r>
-      <w:r>
-        <w:t xml:space="preserve"> Die Akte enthält hierzu widersprüchliche Hinweise. Für die rechtliche Bewertung muss geklärt werden, ob die Aussage aus Vertrag, Anleitung, Produktakte, Marketing, Logdaten oder nachträglicher Krisenkommunikation stammt.</w:t>
+        <w:t>Medizinprodukt oder Assistenz?: Maßgeblich ist die Zweckbestimmung des Herstellers: Sturzalarmierung als Sicherheitsfunktion ist von diagnostischen oder therapeutischen Zwecken abzugrenzen; die angekündigten Vitalparameter-Trends würden die Grenze voraussichtlich überschreiten.</w:t>
       </w:r>
     </w:p>
     <w:p>
@@ -81,7 +75,7 @@
         <w:jc w:val="left"/>
       </w:pPr>
       <w:r>
-        <w:t>Die Unterlage ist bewusst nicht glatt: Vertrieb, Technik, Datenschutz, Qualitätssicherung und Geschäftsführung verwenden nicht immer dieselben Produktnamen. Gerade daraus entsteht das juristische Problem, weil Zweckbestimmung, tatsächliche Nutzung, Werbeaussage und Updatepraxis auseinanderlaufen.</w:t>
+        <w:t>AtlasCare erkennt Stürze und alarmiert die Station; die Produktbeschreibung nennt daneben Vitalparameter-Trends als geplantes Feature; die Ludgerus-Klinik setzt das Gerät bislang nur zur Sturzerkennung ein.</w:t>
       </w:r>
     </w:p>
     <w:p>
@@ -89,23 +83,7 @@
         <w:jc w:val="left"/>
       </w:pPr>
       <w:r>
-        <w:t>Für die rechtliche Bewertung müssen die technischen Annahmen jeweils mit der Produktakte abgeglichen werden. Eine Risikobeurteilung, die nur den Laborzustand beschreibt, trägt den Pilotbetrieb im Lager oder im Pflegezimmer nicht automatisch.</w:t>
-      </w:r>
-    </w:p>
-    <w:p>
-      <w:pPr>
-        <w:jc w:val="left"/>
-      </w:pPr>
-      <w:r>
-        <w:t>Die Akte enthält mehrere Spuren, die sich gegenseitig widersprechen: Der Betreiber spricht von einem autonomen Flottensystem, die CE-Unterlage von einem assistierten Transportmittel, die Marketingfolien von lernender Umgebungserkennung und die Bedienungsanleitung von festen Sicherheitszonen.</w:t>
-      </w:r>
-    </w:p>
-    <w:p>
-      <w:pPr>
-        <w:jc w:val="left"/>
-      </w:pPr>
-      <w:r>
-        <w:t>Die Kanzlei soll keine finale technische Konformität bescheinigen, sondern entscheiden, welche Unterlagen fehlen, welche Sofortmaßnahmen nötig sind und welche Aussagen gegenüber Behörde, Kunden, Versicherer und Betroffenen vertretbar sind.</w:t>
+        <w:t>Der Vertrieb hat in einer Präsentation eine Dekubitus-Prophylaxe-Funktion angekündigt, die es im Produkt nicht gibt.</w:t>
       </w:r>
     </w:p>
     <w:p>
@@ -124,10 +102,7 @@
         <w:pStyle w:val="Heading3"/>
       </w:pPr>
       <w:r>
-        <w:rPr>
-          <w:rFonts w:ascii="Times New Roman" w:hAnsi="Times New Roman"/>
-        </w:rPr>
-        <w:t>Punkt 1</w:t>
+        <w:t>Medizinprodukt oder Assistenz?</w:t>
       </w:r>
     </w:p>
     <w:p>
@@ -135,177 +110,7 @@
         <w:jc w:val="left"/>
       </w:pPr>
       <w:r>
-        <w:t>Im Gespräch mit Leonie Rottkamp, Bertram Kiendl und Jasper Rodenwald wurde deutlich, dass die Produktlinie nicht mit einer einzigen rechtlichen Schublade erfasst werden kann. Die Vellbruck Robotics GmbH liefert Hardware, Steuerungssoftware, Cloudfunktionen, Wartung und gelegentlich eine kundenspezifische Parametrisierung. Beim Betreiber Münchner Feinlogistik GmbH wurden Schutzfelder verändert, ohne dass klar ist, ob dies vom Admin-Panel gedeckt oder nur technisch möglich war. Der Pflegepilot im St.-Ludgerus-Klinikum München-Sendling verschärft die Lage, weil dort Sensorik, vulnerable Personen und medizinische Nähe zusammentreffen.</w:t>
-      </w:r>
-    </w:p>
-    <w:p>
-      <w:pPr>
-        <w:jc w:val="left"/>
-      </w:pPr>
-      <w:r>
-        <w:t>Für die anwaltliche Bearbeitung sollte zu diesem Punkt eine Belegspur angelegt werden: Dokument, Version, Datum, Verfasser, technische Quelle, rechtliche Relevanz und offene Rückfrage. Besonders gefährlich sind Formulierungen wie „selbstlernend“, „voll autonom“, „MDR-ready“, „sicher ohne Schutzzaun“ oder „keine personenbezogenen Daten“, wenn die technische Dokumentation das nicht trägt.</w:t>
-      </w:r>
-    </w:p>
-    <w:p>
-      <w:pPr>
-        <w:pStyle w:val="Heading3"/>
-      </w:pPr>
-      <w:r>
-        <w:rPr>
-          <w:rFonts w:ascii="Times New Roman" w:hAnsi="Times New Roman"/>
-        </w:rPr>
-        <w:t>Punkt 2</w:t>
-      </w:r>
-    </w:p>
-    <w:p>
-      <w:pPr>
-        <w:jc w:val="left"/>
-      </w:pPr>
-      <w:r>
-        <w:t>Im Gespräch mit Leonie Rottkamp, Bertram Kiendl und Jasper Rodenwald wurde deutlich, dass die Produktlinie nicht mit einer einzigen rechtlichen Schublade erfasst werden kann. Die Vellbruck Robotics GmbH liefert Hardware, Steuerungssoftware, Cloudfunktionen, Wartung und gelegentlich eine kundenspezifische Parametrisierung. Beim Betreiber Münchner Feinlogistik GmbH wurden Schutzfelder verändert, ohne dass klar ist, ob dies vom Admin-Panel gedeckt oder nur technisch möglich war. Der Pflegepilot im St.-Ludgerus-Klinikum München-Sendling verschärft die Lage, weil dort Sensorik, vulnerable Personen und medizinische Nähe zusammentreffen.</w:t>
-      </w:r>
-    </w:p>
-    <w:p>
-      <w:pPr>
-        <w:jc w:val="left"/>
-      </w:pPr>
-      <w:r>
-        <w:t>Für die anwaltliche Bearbeitung sollte zu diesem Punkt eine Belegspur angelegt werden: Dokument, Version, Datum, Verfasser, technische Quelle, rechtliche Relevanz und offene Rückfrage. Besonders gefährlich sind Formulierungen wie „selbstlernend“, „voll autonom“, „MDR-ready“, „sicher ohne Schutzzaun“ oder „keine personenbezogenen Daten“, wenn die technische Dokumentation das nicht trägt.</w:t>
-      </w:r>
-    </w:p>
-    <w:p>
-      <w:pPr>
-        <w:pStyle w:val="Heading3"/>
-      </w:pPr>
-      <w:r>
-        <w:rPr>
-          <w:rFonts w:ascii="Times New Roman" w:hAnsi="Times New Roman"/>
-        </w:rPr>
-        <w:t>Punkt 3</w:t>
-      </w:r>
-    </w:p>
-    <w:p>
-      <w:pPr>
-        <w:jc w:val="left"/>
-      </w:pPr>
-      <w:r>
-        <w:t>Im Gespräch mit Leonie Rottkamp, Bertram Kiendl und Jasper Rodenwald wurde deutlich, dass die Produktlinie nicht mit einer einzigen rechtlichen Schublade erfasst werden kann. Die Vellbruck Robotics GmbH liefert Hardware, Steuerungssoftware, Cloudfunktionen, Wartung und gelegentlich eine kundenspezifische Parametrisierung. Beim Betreiber Münchner Feinlogistik GmbH wurden Schutzfelder verändert, ohne dass klar ist, ob dies vom Admin-Panel gedeckt oder nur technisch möglich war. Der Pflegepilot im St.-Ludgerus-Klinikum München-Sendling verschärft die Lage, weil dort Sensorik, vulnerable Personen und medizinische Nähe zusammentreffen.</w:t>
-      </w:r>
-    </w:p>
-    <w:p>
-      <w:pPr>
-        <w:jc w:val="left"/>
-      </w:pPr>
-      <w:r>
-        <w:t>Für die anwaltliche Bearbeitung sollte zu diesem Punkt eine Belegspur angelegt werden: Dokument, Version, Datum, Verfasser, technische Quelle, rechtliche Relevanz und offene Rückfrage. Besonders gefährlich sind Formulierungen wie „selbstlernend“, „voll autonom“, „MDR-ready“, „sicher ohne Schutzzaun“ oder „keine personenbezogenen Daten“, wenn die technische Dokumentation das nicht trägt.</w:t>
-      </w:r>
-    </w:p>
-    <w:p>
-      <w:pPr>
-        <w:pStyle w:val="Heading3"/>
-      </w:pPr>
-      <w:r>
-        <w:rPr>
-          <w:rFonts w:ascii="Times New Roman" w:hAnsi="Times New Roman"/>
-        </w:rPr>
-        <w:t>Punkt 4</w:t>
-      </w:r>
-    </w:p>
-    <w:p>
-      <w:pPr>
-        <w:jc w:val="left"/>
-      </w:pPr>
-      <w:r>
-        <w:t>Im Gespräch mit Leonie Rottkamp, Bertram Kiendl und Jasper Rodenwald wurde deutlich, dass die Produktlinie nicht mit einer einzigen rechtlichen Schublade erfasst werden kann. Die Vellbruck Robotics GmbH liefert Hardware, Steuerungssoftware, Cloudfunktionen, Wartung und gelegentlich eine kundenspezifische Parametrisierung. Beim Betreiber Münchner Feinlogistik GmbH wurden Schutzfelder verändert, ohne dass klar ist, ob dies vom Admin-Panel gedeckt oder nur technisch möglich war. Der Pflegepilot im St.-Ludgerus-Klinikum München-Sendling verschärft die Lage, weil dort Sensorik, vulnerable Personen und medizinische Nähe zusammentreffen.</w:t>
-      </w:r>
-    </w:p>
-    <w:p>
-      <w:pPr>
-        <w:jc w:val="left"/>
-      </w:pPr>
-      <w:r>
-        <w:t>Für die anwaltliche Bearbeitung sollte zu diesem Punkt eine Belegspur angelegt werden: Dokument, Version, Datum, Verfasser, technische Quelle, rechtliche Relevanz und offene Rückfrage. Besonders gefährlich sind Formulierungen wie „selbstlernend“, „voll autonom“, „MDR-ready“, „sicher ohne Schutzzaun“ oder „keine personenbezogenen Daten“, wenn die technische Dokumentation das nicht trägt.</w:t>
-      </w:r>
-    </w:p>
-    <w:p>
-      <w:pPr>
-        <w:pStyle w:val="Heading3"/>
-      </w:pPr>
-      <w:r>
-        <w:rPr>
-          <w:rFonts w:ascii="Times New Roman" w:hAnsi="Times New Roman"/>
-        </w:rPr>
-        <w:t>Punkt 5</w:t>
-      </w:r>
-    </w:p>
-    <w:p>
-      <w:pPr>
-        <w:jc w:val="left"/>
-      </w:pPr>
-      <w:r>
-        <w:t>Im Gespräch mit Leonie Rottkamp, Bertram Kiendl und Jasper Rodenwald wurde deutlich, dass die Produktlinie nicht mit einer einzigen rechtlichen Schublade erfasst werden kann. Die Vellbruck Robotics GmbH liefert Hardware, Steuerungssoftware, Cloudfunktionen, Wartung und gelegentlich eine kundenspezifische Parametrisierung. Beim Betreiber Münchner Feinlogistik GmbH wurden Schutzfelder verändert, ohne dass klar ist, ob dies vom Admin-Panel gedeckt oder nur technisch möglich war. Der Pflegepilot im St.-Ludgerus-Klinikum München-Sendling verschärft die Lage, weil dort Sensorik, vulnerable Personen und medizinische Nähe zusammentreffen.</w:t>
-      </w:r>
-    </w:p>
-    <w:p>
-      <w:pPr>
-        <w:jc w:val="left"/>
-      </w:pPr>
-      <w:r>
-        <w:t>Für die anwaltliche Bearbeitung sollte zu diesem Punkt eine Belegspur angelegt werden: Dokument, Version, Datum, Verfasser, technische Quelle, rechtliche Relevanz und offene Rückfrage. Besonders gefährlich sind Formulierungen wie „selbstlernend“, „voll autonom“, „MDR-ready“, „sicher ohne Schutzzaun“ oder „keine personenbezogenen Daten“, wenn die technische Dokumentation das nicht trägt.</w:t>
-      </w:r>
-    </w:p>
-    <w:p>
-      <w:pPr>
-        <w:pStyle w:val="Heading3"/>
-      </w:pPr>
-      <w:r>
-        <w:rPr>
-          <w:rFonts w:ascii="Times New Roman" w:hAnsi="Times New Roman"/>
-        </w:rPr>
-        <w:t>Punkt 6</w:t>
-      </w:r>
-    </w:p>
-    <w:p>
-      <w:pPr>
-        <w:jc w:val="left"/>
-      </w:pPr>
-      <w:r>
-        <w:t>Im Gespräch mit Leonie Rottkamp, Bertram Kiendl und Jasper Rodenwald wurde deutlich, dass die Produktlinie nicht mit einer einzigen rechtlichen Schublade erfasst werden kann. Die Vellbruck Robotics GmbH liefert Hardware, Steuerungssoftware, Cloudfunktionen, Wartung und gelegentlich eine kundenspezifische Parametrisierung. Beim Betreiber Münchner Feinlogistik GmbH wurden Schutzfelder verändert, ohne dass klar ist, ob dies vom Admin-Panel gedeckt oder nur technisch möglich war. Der Pflegepilot im St.-Ludgerus-Klinikum München-Sendling verschärft die Lage, weil dort Sensorik, vulnerable Personen und medizinische Nähe zusammentreffen.</w:t>
-      </w:r>
-    </w:p>
-    <w:p>
-      <w:pPr>
-        <w:jc w:val="left"/>
-      </w:pPr>
-      <w:r>
-        <w:t>Für die anwaltliche Bearbeitung sollte zu diesem Punkt eine Belegspur angelegt werden: Dokument, Version, Datum, Verfasser, technische Quelle, rechtliche Relevanz und offene Rückfrage. Besonders gefährlich sind Formulierungen wie „selbstlernend“, „voll autonom“, „MDR-ready“, „sicher ohne Schutzzaun“ oder „keine personenbezogenen Daten“, wenn die technische Dokumentation das nicht trägt.</w:t>
-      </w:r>
-    </w:p>
-    <w:p>
-      <w:pPr>
-        <w:pStyle w:val="Heading3"/>
-      </w:pPr>
-      <w:r>
-        <w:rPr>
-          <w:rFonts w:ascii="Times New Roman" w:hAnsi="Times New Roman"/>
-        </w:rPr>
-        <w:t>Punkt 7</w:t>
-      </w:r>
-    </w:p>
-    <w:p>
-      <w:pPr>
-        <w:jc w:val="left"/>
-      </w:pPr>
-      <w:r>
-        <w:t>Im Gespräch mit Leonie Rottkamp, Bertram Kiendl und Jasper Rodenwald wurde deutlich, dass die Produktlinie nicht mit einer einzigen rechtlichen Schublade erfasst werden kann. Die Vellbruck Robotics GmbH liefert Hardware, Steuerungssoftware, Cloudfunktionen, Wartung und gelegentlich eine kundenspezifische Parametrisierung. Beim Betreiber Münchner Feinlogistik GmbH wurden Schutzfelder verändert, ohne dass klar ist, ob dies vom Admin-Panel gedeckt oder nur technisch möglich war. Der Pflegepilot im St.-Ludgerus-Klinikum München-Sendling verschärft die Lage, weil dort Sensorik, vulnerable Personen und medizinische Nähe zusammentreffen.</w:t>
-      </w:r>
-    </w:p>
-    <w:p>
-      <w:pPr>
-        <w:jc w:val="left"/>
-      </w:pPr>
-      <w:r>
-        <w:t>Für die anwaltliche Bearbeitung sollte zu diesem Punkt eine Belegspur angelegt werden: Dokument, Version, Datum, Verfasser, technische Quelle, rechtliche Relevanz und offene Rückfrage. Besonders gefährlich sind Formulierungen wie „selbstlernend“, „voll autonom“, „MDR-ready“, „sicher ohne Schutzzaun“ oder „keine personenbezogenen Daten“, wenn die technische Dokumentation das nicht trägt.</w:t>
+        <w:t>Die Zweckbestimmung wird schriftlich auf Sturzerkennung und Alarmierung ohne diagnostische Aussage festgelegt; das Vitalparameter-Feature wird bis zur medizinprodukterechtlichen Bewertung nicht entwickelt und nicht beworben; die Dekubitus-Aussage des Vertriebs wird schriftlich richtiggestellt.</w:t>
       </w:r>
     </w:p>
     <w:p>
@@ -324,7 +129,7 @@
         <w:pStyle w:val="ListBullet"/>
       </w:pPr>
       <w:r>
-        <w:t>Welche Firmware war am Unfalltag tatsächlich aktiv?</w:t>
+        <w:t>Bleibt die Klinik beim reinen Sturzerkennungs-Einsatz?</w:t>
       </w:r>
     </w:p>
     <w:p>
@@ -332,7 +137,7 @@
         <w:pStyle w:val="ListBullet"/>
       </w:pPr>
       <w:r>
-        <w:t>Welche Zweckbestimmung steht in der final ausgelieferten Anleitung?</w:t>
+        <w:t>Welche Aussagen enthielt die Vertriebspräsentation wörtlich?</w:t>
       </w:r>
     </w:p>
     <w:p>
@@ -340,23 +145,7 @@
         <w:pStyle w:val="ListBullet"/>
       </w:pPr>
       <w:r>
-        <w:t>Welche Schutzfeldänderungen waren technisch möglich und vertraglich erlaubt?</w:t>
-      </w:r>
-    </w:p>
-    <w:p>
-      <w:pPr>
-        <w:pStyle w:val="ListBullet"/>
-      </w:pPr>
-      <w:r>
-        <w:t>Welche personenbezogenen Daten werden lokal, in der Cloud und in Supporttickets verarbeitet?</w:t>
-      </w:r>
-    </w:p>
-    <w:p>
-      <w:pPr>
-        <w:pStyle w:val="ListBullet"/>
-      </w:pPr>
-      <w:r>
-        <w:t>Welche Aussagen wurden gegenüber Kunden, Behörde und Versicherer bereits gemacht?</w:t>
+        <w:t>Wann wird über das Vitalparameter-Feature regulatorisch entschieden?</w:t>
       </w:r>
     </w:p>
     <w:sectPr>
